--- a/resources/templates/FINAL DELIBERATION_NEW TEMPLATE.docx
+++ b/resources/templates/FINAL DELIBERATION_NEW TEMPLATE.docx
@@ -1,6 +1,6 @@
 
 <file path=word/document.xml><?xml version="1.0" encoding="utf-8"?>
-<w:document xmlns:wpc="http://schemas.microsoft.com/office/word/2010/wordprocessingCanvas" xmlns:mc="http://schemas.openxmlformats.org/markup-compatibility/2006" xmlns:o="urn:schemas-microsoft-com:office:office" xmlns:r="http://schemas.openxmlformats.org/officeDocument/2006/relationships" xmlns:m="http://schemas.openxmlformats.org/officeDocument/2006/math" xmlns:v="urn:schemas-microsoft-com:vml" xmlns:wp14="http://schemas.microsoft.com/office/word/2010/wordprocessingDrawing" xmlns:wp="http://schemas.openxmlformats.org/drawingml/2006/wordprocessingDrawing" xmlns:w="http://schemas.openxmlformats.org/wordprocessingml/2006/main" xmlns:w14="http://schemas.microsoft.com/office/word/2010/wordml" xmlns:w10="urn:schemas-microsoft-com:office:word" xmlns:w15="http://schemas.microsoft.com/office/word/2012/wordml" xmlns:wpg="http://schemas.microsoft.com/office/word/2010/wordprocessingGroup" xmlns:wpi="http://schemas.microsoft.com/office/word/2010/wordprocessingInk" xmlns:wne="http://schemas.microsoft.com/office/word/2006/wordml" xmlns:wps="http://schemas.microsoft.com/office/word/2010/wordprocessingShape" xmlns:wpsCustomData="http://www.wps.cn/officeDocument/2013/wpsCustomData" mc:Ignorable="w14 w15 wp14">
+<w:document xmlns:wpc="http://schemas.microsoft.com/office/word/2010/wordprocessingCanvas" xmlns:cx="http://schemas.microsoft.com/office/drawing/2014/chartex" xmlns:cx1="http://schemas.microsoft.com/office/drawing/2015/9/8/chartex" xmlns:cx2="http://schemas.microsoft.com/office/drawing/2015/10/21/chartex" xmlns:cx3="http://schemas.microsoft.com/office/drawing/2016/5/9/chartex" xmlns:cx4="http://schemas.microsoft.com/office/drawing/2016/5/10/chartex" xmlns:cx5="http://schemas.microsoft.com/office/drawing/2016/5/11/chartex" xmlns:cx6="http://schemas.microsoft.com/office/drawing/2016/5/12/chartex" xmlns:cx7="http://schemas.microsoft.com/office/drawing/2016/5/13/chartex" xmlns:cx8="http://schemas.microsoft.com/office/drawing/2016/5/14/chartex" xmlns:mc="http://schemas.openxmlformats.org/markup-compatibility/2006" xmlns:o="urn:schemas-microsoft-com:office:office" xmlns:r="http://schemas.openxmlformats.org/officeDocument/2006/relationships" xmlns:m="http://schemas.openxmlformats.org/officeDocument/2006/math" xmlns:v="urn:schemas-microsoft-com:vml" xmlns:wp14="http://schemas.microsoft.com/office/word/2010/wordprocessingDrawing" xmlns:wp="http://schemas.openxmlformats.org/drawingml/2006/wordprocessingDrawing" xmlns:w="http://schemas.openxmlformats.org/wordprocessingml/2006/main" xmlns:w14="http://schemas.microsoft.com/office/word/2010/wordml" xmlns:w10="urn:schemas-microsoft-com:office:word" xmlns:w15="http://schemas.microsoft.com/office/word/2012/wordml" xmlns:wpg="http://schemas.microsoft.com/office/word/2010/wordprocessingGroup" xmlns:wpi="http://schemas.microsoft.com/office/word/2010/wordprocessingInk" xmlns:wne="http://schemas.microsoft.com/office/word/2006/wordml" xmlns:wps="http://schemas.microsoft.com/office/word/2010/wordprocessingShape" xmlns:wpsCustomData="http://www.wps.cn/officeDocument/2013/wpsCustomData" mc:Ignorable="w14 w15 wp14">
   <w:body>
     <w:p>
       <w:pPr>
@@ -76,8 +76,6 @@
           <w:color w:val="000000"/>
         </w:rPr>
       </w:pPr>
-      <w:bookmarkStart w:id="0" w:name="_GoBack"/>
-      <w:bookmarkEnd w:id="0"/>
     </w:p>
     <w:p>
       <w:pPr>
@@ -135,7 +133,7 @@
           <w:u w:val="single"/>
           <w:lang w:val="en-PH"/>
         </w:rPr>
-        <w:t>${date_signed}</w:t>
+        <w:t>${deliberation_date}</w:t>
       </w:r>
       <w:r>
         <w:rPr>
@@ -829,23 +827,25 @@
         <w:ind w:right="-9"/>
         <w:jc w:val="both"/>
         <w:rPr>
-          <w:rFonts w:ascii="Bookman Old Style" w:hAnsi="Bookman Old Style" w:eastAsia="Bookman Old Style" w:cs="Bookman Old Style"/>
+          <w:rFonts w:hint="default" w:ascii="Bookman Old Style" w:hAnsi="Bookman Old Style" w:eastAsia="Bookman Old Style" w:cs="Bookman Old Style"/>
           <w:b/>
           <w:bCs/>
-          <w:color w:val="EE0000"/>
-          <w:lang w:val="en-US"/>
+          <w:color w:val="auto"/>
+          <w:lang w:val="en-PH"/>
         </w:rPr>
       </w:pPr>
       <w:r>
         <w:rPr>
-          <w:rFonts w:ascii="Bookman Old Style" w:hAnsi="Bookman Old Style" w:eastAsia="Bookman Old Style" w:cs="Bookman Old Style"/>
+          <w:rFonts w:hint="default" w:ascii="Bookman Old Style" w:hAnsi="Bookman Old Style" w:eastAsia="Bookman Old Style" w:cs="Bookman Old Style"/>
           <w:b/>
           <w:bCs/>
-          <w:color w:val="EE0000"/>
-          <w:lang w:val="en-US"/>
-        </w:rPr>
-        <w:t>RUBEN E. FALTADO III</w:t>
-      </w:r>
+          <w:color w:val="auto"/>
+          <w:lang w:val="en-PH"/>
+        </w:rPr>
+        <w:t>${non_teaching_result}</w:t>
+      </w:r>
+      <w:bookmarkStart w:id="0" w:name="_GoBack"/>
+      <w:bookmarkEnd w:id="0"/>
     </w:p>
     <w:p>
       <w:pPr>
@@ -1852,7 +1852,7 @@
     <w:lsdException w:uiPriority="99" w:name="Table Web 2"/>
     <w:lsdException w:uiPriority="99" w:name="Table Web 3"/>
     <w:lsdException w:uiPriority="99" w:name="Balloon Text"/>
-    <w:lsdException w:unhideWhenUsed="0" w:uiPriority="39" w:semiHidden="0" w:name="Table Grid"/>
+    <w:lsdException w:qFormat="1" w:unhideWhenUsed="0" w:uiPriority="39" w:semiHidden="0" w:name="Table Grid"/>
     <w:lsdException w:uiPriority="99" w:name="Table Theme"/>
     <w:lsdException w:unhideWhenUsed="0" w:uiPriority="60" w:semiHidden="0" w:name="Light Shading"/>
     <w:lsdException w:unhideWhenUsed="0" w:uiPriority="61" w:semiHidden="0" w:name="Light List"/>
@@ -2345,6 +2345,7 @@
   <w:style w:type="table" w:styleId="17">
     <w:name w:val="Table Grid"/>
     <w:basedOn w:val="12"/>
+    <w:qFormat/>
     <w:uiPriority w:val="39"/>
     <w:tblPr>
       <w:tblBorders>

--- a/resources/templates/FINAL DELIBERATION_NEW TEMPLATE.docx
+++ b/resources/templates/FINAL DELIBERATION_NEW TEMPLATE.docx
@@ -623,18 +623,21 @@
     <w:p>
       <w:pPr>
         <w:spacing w:after="0" w:line="256" w:lineRule="auto"/>
-        <w:ind w:left="5040" w:right="-9" w:firstLine="720"/>
+        <w:ind w:left="4320" w:leftChars="0" w:right="-9" w:firstLine="1379" w:firstLineChars="627"/>
+        <w:jc w:val="left"/>
         <w:rPr>
           <w:rFonts w:ascii="Bookman Old Style" w:hAnsi="Bookman Old Style" w:eastAsia="Bookman Old Style" w:cs="Bookman Old Style"/>
           <w:color w:val="000000"/>
         </w:rPr>
       </w:pPr>
-      <w:r>
-        <w:rPr>
-          <w:rFonts w:ascii="Bookman Old Style" w:hAnsi="Bookman Old Style" w:eastAsia="Bookman Old Style" w:cs="Bookman Old Style"/>
-          <w:color w:val="000000"/>
-        </w:rPr>
-        <w:t xml:space="preserve">Prepared by: </w:t>
+      <w:bookmarkStart w:id="0" w:name="_GoBack"/>
+      <w:bookmarkEnd w:id="0"/>
+      <w:r>
+        <w:rPr>
+          <w:rFonts w:ascii="Bookman Old Style" w:hAnsi="Bookman Old Style" w:eastAsia="Bookman Old Style" w:cs="Bookman Old Style"/>
+          <w:color w:val="000000"/>
+        </w:rPr>
+        <w:t>Prepared by:</w:t>
       </w:r>
     </w:p>
     <w:p>
@@ -662,11 +665,19 @@
         <w:spacing w:after="0" w:line="256" w:lineRule="auto"/>
         <w:ind w:right="-9"/>
         <w:rPr>
+          <w:rFonts w:hint="default" w:ascii="Bookman Old Style" w:hAnsi="Bookman Old Style" w:eastAsia="Bookman Old Style" w:cs="Bookman Old Style"/>
+          <w:color w:val="000000"/>
+          <w:lang w:val="en-PH"/>
+        </w:rPr>
+      </w:pPr>
+      <w:r>
+        <w:rPr>
           <w:rFonts w:ascii="Bookman Old Style" w:hAnsi="Bookman Old Style" w:eastAsia="Bookman Old Style" w:cs="Bookman Old Style"/>
           <w:color w:val="000000"/>
           <w:lang w:val="en-US"/>
         </w:rPr>
-      </w:pPr>
+        <w:tab/>
+      </w:r>
       <w:r>
         <w:rPr>
           <w:rFonts w:ascii="Bookman Old Style" w:hAnsi="Bookman Old Style" w:eastAsia="Bookman Old Style" w:cs="Bookman Old Style"/>
@@ -721,31 +732,23 @@
           <w:color w:val="000000"/>
           <w:lang w:val="en-US"/>
         </w:rPr>
-        <w:tab/>
-      </w:r>
-      <w:r>
-        <w:rPr>
-          <w:rFonts w:ascii="Bookman Old Style" w:hAnsi="Bookman Old Style" w:eastAsia="Bookman Old Style" w:cs="Bookman Old Style"/>
-          <w:color w:val="000000"/>
-          <w:lang w:val="en-US"/>
-        </w:rPr>
-        <w:t xml:space="preserve">          </w:t>
-      </w:r>
-      <w:r>
-        <w:rPr>
-          <w:rFonts w:ascii="Bookman Old Style" w:hAnsi="Bookman Old Style" w:eastAsia="Bookman Old Style" w:cs="Bookman Old Style"/>
+        <w:t xml:space="preserve">         </w:t>
+      </w:r>
+      <w:r>
+        <w:rPr>
+          <w:rFonts w:hint="default" w:ascii="Bookman Old Style" w:hAnsi="Bookman Old Style" w:eastAsia="Bookman Old Style" w:cs="Bookman Old Style"/>
           <w:b/>
           <w:bCs/>
           <w:color w:val="000000"/>
-          <w:lang w:val="en-US"/>
-        </w:rPr>
-        <w:t>MIKA C. TRINIDAD</w:t>
+          <w:lang w:val="en-PH"/>
+        </w:rPr>
+        <w:t>${prepared_by}</w:t>
       </w:r>
     </w:p>
     <w:p>
       <w:pPr>
         <w:spacing w:after="0" w:line="256" w:lineRule="auto"/>
-        <w:ind w:left="5760" w:right="-9"/>
+        <w:ind w:left="4320" w:leftChars="0" w:right="-9" w:firstLine="1379" w:firstLineChars="627"/>
         <w:rPr>
           <w:rFonts w:ascii="Bookman Old Style" w:hAnsi="Bookman Old Style" w:eastAsia="Bookman Old Style" w:cs="Bookman Old Style"/>
           <w:color w:val="000000"/>
@@ -844,8 +847,6 @@
         </w:rPr>
         <w:t>${non_teaching_result}</w:t>
       </w:r>
-      <w:bookmarkStart w:id="0" w:name="_GoBack"/>
-      <w:bookmarkEnd w:id="0"/>
     </w:p>
     <w:p>
       <w:pPr>
